--- a/examples/2_online_prediction/doc/dfr_eddm.docx
+++ b/examples/2_online_prediction/doc/dfr_eddm.docx
@@ -10,14 +10,15 @@
         <w:t xml:space="preserve">dfr_eddm Online Prediction Example</w:t>
       </w:r>
     </w:p>
-    <w:bookmarkStart w:id="19" w:name="eddm-example"/>
     <w:p>
       <w:pPr>
         <w:pStyle w:val="Heading1"/>
       </w:pPr>
+      <w:bookmarkStart w:id="9" w:name="_4527bea4dd669f2de1468d43b72c16a208dd1b3"/>
       <w:r>
         <w:t xml:space="preserve">EDDM Example</w:t>
       </w:r>
+      <w:bookmarkEnd w:id="9"/>
     </w:p>
     <w:p>
       <w:pPr>
@@ -64,14 +65,15 @@
         <w:t xml:space="preserve">. Fourth International Workshop on Knowledge Discovery from Data Streams.</w:t>
       </w:r>
     </w:p>
-    <w:bookmarkStart w:id="18" w:name="learning-goal"/>
     <w:p>
       <w:pPr>
         <w:pStyle w:val="Heading2"/>
       </w:pPr>
+      <w:bookmarkStart w:id="10" w:name="_aeb2b460d11636a1ae2dd54b28d50ba9b6c3451"/>
       <w:r>
         <w:t xml:space="preserve">Learning goal</w:t>
       </w:r>
+      <w:bookmarkEnd w:id="10"/>
     </w:p>
     <w:p>
       <w:pPr>
@@ -308,18 +310,18 @@
           <wp:inline>
             <wp:extent cx="4620126" cy="3696101"/>
             <wp:effectExtent b="0" l="0" r="0" t="0"/>
-            <wp:docPr descr="" title="" id="10" name="Picture"/>
+            <wp:docPr descr="" title="" id="12" name="Picture"/>
             <a:graphic>
               <a:graphicData uri="http://schemas.openxmlformats.org/drawingml/2006/picture">
                 <pic:pic>
                   <pic:nvPicPr>
-                    <pic:cNvPr descr="/home/lucas/heimdall/examples/2_online_prediction/doc/dfr_eddm_files/e0ddae6415d9c76cb1f11d6de26be87271397d2c.png" id="11" name="Picture"/>
+                    <pic:cNvPr descr="/w/examples/2_online_prediction/doc/dfr_eddm_files/figure-docx/unnamed-chunk-4-1.png" id="13" name="Picture"/>
                     <pic:cNvPicPr>
                       <a:picLocks noChangeArrowheads="1" noChangeAspect="1"/>
                     </pic:cNvPicPr>
                   </pic:nvPicPr>
                   <pic:blipFill>
-                    <a:blip r:embed="rId9"/>
+                    <a:blip r:embed="rId11"/>
                     <a:stretch>
                       <a:fillRect/>
                     </a:stretch>
@@ -426,18 +428,18 @@
           <wp:inline>
             <wp:extent cx="4620126" cy="3696101"/>
             <wp:effectExtent b="0" l="0" r="0" t="0"/>
-            <wp:docPr descr="" title="" id="13" name="Picture"/>
+            <wp:docPr descr="" title="" id="15" name="Picture"/>
             <a:graphic>
               <a:graphicData uri="http://schemas.openxmlformats.org/drawingml/2006/picture">
                 <pic:pic>
                   <pic:nvPicPr>
-                    <pic:cNvPr descr="/home/lucas/heimdall/examples/2_online_prediction/doc/dfr_eddm_files/343c442a1f5f7357e2274e01f2c842d3a4150c52.png" id="14" name="Picture"/>
+                    <pic:cNvPr descr="/w/examples/2_online_prediction/doc/dfr_eddm_files/figure-docx/unnamed-chunk-4-2.png" id="16" name="Picture"/>
                     <pic:cNvPicPr>
                       <a:picLocks noChangeArrowheads="1" noChangeAspect="1"/>
                     </pic:cNvPicPr>
                   </pic:nvPicPr>
                   <pic:blipFill>
-                    <a:blip r:embed="rId12"/>
+                    <a:blip r:embed="rId14"/>
                     <a:stretch>
                       <a:fillRect/>
                     </a:stretch>
@@ -3627,7 +3629,7 @@
         <w:rPr>
           <w:rStyle w:val="VerbatimChar"/>
         </w:rPr>
-        <w:t xml:space="preserve">## 1           2  0  0  0  0       0 0.0006492138</w:t>
+        <w:t xml:space="preserve">## 1           2  0  0  0  0       0 0.0007071495</w:t>
       </w:r>
       <w:r>
         <w:br/>
@@ -3636,7 +3638,7 @@
         <w:rPr>
           <w:rStyle w:val="VerbatimChar"/>
         </w:rPr>
-        <w:t xml:space="preserve">## 2           3 20  0 26  4       0 0.0055997372</w:t>
+        <w:t xml:space="preserve">## 2           3 20  0 26  4       0 0.0067045689</w:t>
       </w:r>
       <w:r>
         <w:br/>
@@ -3645,7 +3647,7 @@
         <w:rPr>
           <w:rStyle w:val="VerbatimChar"/>
         </w:rPr>
-        <w:t xml:space="preserve">## 3           4 20  0 29  1       0 0.0027282238</w:t>
+        <w:t xml:space="preserve">## 3           4 20  0 29  1       0 0.0054204464</w:t>
       </w:r>
       <w:r>
         <w:br/>
@@ -3654,7 +3656,7 @@
         <w:rPr>
           <w:rStyle w:val="VerbatimChar"/>
         </w:rPr>
-        <w:t xml:space="preserve">## 4           5 20  3 23  4       0 0.0026872158</w:t>
+        <w:t xml:space="preserve">## 4           5 20  3 23  4       0 0.0054390430</w:t>
       </w:r>
       <w:r>
         <w:br/>
@@ -3663,7 +3665,7 @@
         <w:rPr>
           <w:rStyle w:val="VerbatimChar"/>
         </w:rPr>
-        <w:t xml:space="preserve">## 5           6  2 18  1 29       0 0.0026707649</w:t>
+        <w:t xml:space="preserve">## 5           6  2 18  1 29       0 0.0059752464</w:t>
       </w:r>
       <w:r>
         <w:br/>
@@ -3672,7 +3674,7 @@
         <w:rPr>
           <w:rStyle w:val="VerbatimChar"/>
         </w:rPr>
-        <w:t xml:space="preserve">## 6           7  0  0  0  0       1 0.0025281906</w:t>
+        <w:t xml:space="preserve">## 6           7  0  0  0  0       1 0.0054516792</w:t>
       </w:r>
       <w:r>
         <w:br/>
@@ -3681,7 +3683,7 @@
         <w:rPr>
           <w:rStyle w:val="VerbatimChar"/>
         </w:rPr>
-        <w:t xml:space="preserve">## 7           8 18  4 25  3       0 0.0055201054</w:t>
+        <w:t xml:space="preserve">## 7           8 18  4 25  3       0 0.0068235397</w:t>
       </w:r>
       <w:r>
         <w:br/>
@@ -3690,7 +3692,7 @@
         <w:rPr>
           <w:rStyle w:val="VerbatimChar"/>
         </w:rPr>
-        <w:t xml:space="preserve">## 8           9 21  4 17  8       0 0.0027887821</w:t>
+        <w:t xml:space="preserve">## 8           9 21  4 17  8       0 0.0054388046</w:t>
       </w:r>
       <w:r>
         <w:br/>
@@ -3699,7 +3701,7 @@
         <w:rPr>
           <w:rStyle w:val="VerbatimChar"/>
         </w:rPr>
-        <w:t xml:space="preserve">## 9          10 20  1 25  4       0 0.0030937195</w:t>
+        <w:t xml:space="preserve">## 9          10 20  1 25  4       0 0.0052556992</w:t>
       </w:r>
     </w:p>
     <w:p>
@@ -4109,10 +4111,40 @@
         <w:rPr>
           <w:rStyle w:val="NormalTok"/>
         </w:rPr>
+        <w:t xml:space="preserve"> (</w:t>
+      </w:r>
+      <w:r>
+        <w:rPr>
+          <w:rStyle w:val="DecValTok"/>
+        </w:rPr>
+        <w:t xml:space="preserve">1</w:t>
+      </w:r>
+      <w:r>
+        <w:rPr>
+          <w:rStyle w:val="NormalTok"/>
+        </w:rPr>
         <w:t xml:space="preserve"> </w:t>
       </w:r>
       <w:r>
         <w:rPr>
+          <w:rStyle w:val="SpecialCharTok"/>
+        </w:rPr>
+        <w:t xml:space="preserve">+</w:t>
+      </w:r>
+      <w:r>
+        <w:rPr>
+          <w:rStyle w:val="NormalTok"/>
+        </w:rPr>
+        <w:t xml:space="preserve"> beta</w:t>
+      </w:r>
+      <w:r>
+        <w:rPr>
+          <w:rStyle w:val="SpecialCharTok"/>
+        </w:rPr>
+        <w:t xml:space="preserve">^</w:t>
+      </w:r>
+      <w:r>
+        <w:rPr>
           <w:rStyle w:val="DecValTok"/>
         </w:rPr>
         <w:t xml:space="preserve">2</w:t>
@@ -4121,7 +4153,7 @@
         <w:rPr>
           <w:rStyle w:val="NormalTok"/>
         </w:rPr>
-        <w:t xml:space="preserve"> </w:t>
+        <w:t xml:space="preserve">) </w:t>
       </w:r>
       <w:r>
         <w:rPr>
@@ -4623,18 +4655,18 @@
           <wp:inline>
             <wp:extent cx="4620126" cy="3696101"/>
             <wp:effectExtent b="0" l="0" r="0" t="0"/>
-            <wp:docPr descr="" title="" id="16" name="Picture"/>
+            <wp:docPr descr="" title="" id="18" name="Picture"/>
             <a:graphic>
               <a:graphicData uri="http://schemas.openxmlformats.org/drawingml/2006/picture">
                 <pic:pic>
                   <pic:nvPicPr>
-                    <pic:cNvPr descr="/home/lucas/heimdall/examples/2_online_prediction/doc/dfr_eddm_files/3b853fc0a17cf337f845ef69ff1196bacd705697.png" id="17" name="Picture"/>
+                    <pic:cNvPr descr="/w/examples/2_online_prediction/doc/dfr_eddm_files/figure-docx/unnamed-chunk-9-1.png" id="19" name="Picture"/>
                     <pic:cNvPicPr>
                       <a:picLocks noChangeArrowheads="1" noChangeAspect="1"/>
                     </pic:cNvPicPr>
                   </pic:nvPicPr>
                   <pic:blipFill>
-                    <a:blip r:embed="rId15"/>
+                    <a:blip r:embed="rId17"/>
                     <a:stretch>
                       <a:fillRect/>
                     </a:stretch>
@@ -4661,8 +4693,6 @@
         </w:drawing>
       </w:r>
     </w:p>
-    <w:bookmarkEnd w:id="18"/>
-    <w:bookmarkEnd w:id="19"/>
     <w:sectPr>
       <w:footnotePr>
         <w:numRestart w:val="eachSect"/>
@@ -4784,10 +4814,10 @@
   <w:docDefaults>
     <w:rPrDefault>
       <w:rPr>
-        <w:rFonts w:asciiTheme="minorHAnsi" w:cstheme="minorBidi" w:eastAsiaTheme="minorEastAsia" w:hAnsiTheme="minorHAnsi"/>
+        <w:rFonts w:asciiTheme="minorHAnsi" w:eastAsiaTheme="minorEastAsia" w:hAnsiTheme="minorHAnsi" w:cstheme="minorBidi"/>
         <w:sz w:val="24"/>
         <w:szCs w:val="24"/>
-        <w:lang w:bidi="ar-SA" w:eastAsia="zh-CN" w:val="en-US"/>
+        <w:lang w:val="en-US" w:eastAsia="zh-CN" w:bidi="ar-SA"/>
       </w:rPr>
     </w:rPrDefault>
     <w:pPrDefault>
@@ -4796,35 +4826,35 @@
       </w:pPr>
     </w:pPrDefault>
   </w:docDefaults>
-  <w:latentStyles w:count="276" w:defLockedState="0" w:defQFormat="0" w:defSemiHidden="0" w:defUIPriority="0" w:defUnhideWhenUsed="0"/>
-  <w:style w:default="1" w:styleId="Normal" w:type="paragraph">
+  <w:latentStyles w:defLockedState="0" w:defUIPriority="0" w:defSemiHidden="0" w:defUnhideWhenUsed="0" w:defQFormat="0" w:count="276"/>
+  <w:style w:type="paragraph" w:default="1" w:styleId="Normal">
     <w:name w:val="Normal"/>
     <w:qFormat/>
   </w:style>
-  <w:style w:styleId="BodyText" w:type="paragraph">
+  <w:style w:type="paragraph" w:styleId="BodyText">
     <w:name w:val="Body Text"/>
     <w:basedOn w:val="Normal"/>
     <w:link w:val="BodyTextChar"/>
     <w:qFormat/>
     <w:pPr>
-      <w:spacing w:after="180" w:before="180"/>
+      <w:spacing w:before="180" w:after="180"/>
     </w:pPr>
   </w:style>
-  <w:style w:customStyle="1" w:styleId="FirstParagraph" w:type="paragraph">
+  <w:style w:type="paragraph" w:customStyle="1" w:styleId="FirstParagraph">
     <w:name w:val="First Paragraph"/>
     <w:basedOn w:val="BodyText"/>
     <w:next w:val="BodyText"/>
     <w:qFormat/>
   </w:style>
-  <w:style w:customStyle="1" w:styleId="Compact" w:type="paragraph">
+  <w:style w:type="paragraph" w:customStyle="1" w:styleId="Compact">
     <w:name w:val="Compact"/>
     <w:basedOn w:val="BodyText"/>
     <w:qFormat/>
     <w:pPr>
-      <w:spacing w:after="36" w:before="36"/>
+      <w:spacing w:before="36" w:after="36"/>
     </w:pPr>
   </w:style>
-  <w:style w:styleId="Title" w:type="paragraph">
+  <w:style w:type="paragraph" w:styleId="Title">
     <w:name w:val="Title"/>
     <w:basedOn w:val="Normal"/>
     <w:next w:val="BodyText"/>
@@ -4838,24 +4868,24 @@
       <w:jc w:val="center"/>
     </w:pPr>
     <w:rPr>
-      <w:rFonts w:asciiTheme="majorHAnsi" w:cstheme="majorBidi" w:eastAsiaTheme="majorEastAsia" w:hAnsiTheme="majorHAnsi"/>
+      <w:rFonts w:asciiTheme="majorHAnsi" w:eastAsiaTheme="majorEastAsia" w:hAnsiTheme="majorHAnsi" w:cstheme="majorBidi"/>
       <w:sz w:val="56"/>
       <w:szCs w:val="56"/>
     </w:rPr>
   </w:style>
-  <w:style w:customStyle="1" w:styleId="TitleChar" w:type="character">
+  <w:style w:type="character" w:customStyle="1" w:styleId="TitleChar">
     <w:name w:val="Title Char"/>
     <w:basedOn w:val="DefaultParagraphFont"/>
     <w:link w:val="Title"/>
     <w:uiPriority w:val="10"/>
     <w:rsid w:val="00A10FD9"/>
     <w:rPr>
-      <w:rFonts w:asciiTheme="majorHAnsi" w:cstheme="majorBidi" w:eastAsiaTheme="majorEastAsia" w:hAnsiTheme="majorHAnsi"/>
+      <w:rFonts w:asciiTheme="majorHAnsi" w:eastAsiaTheme="majorEastAsia" w:hAnsiTheme="majorHAnsi" w:cstheme="majorBidi"/>
       <w:sz w:val="56"/>
       <w:szCs w:val="56"/>
     </w:rPr>
   </w:style>
-  <w:style w:styleId="Subtitle" w:type="paragraph">
+  <w:style w:type="paragraph" w:styleId="Subtitle">
     <w:name w:val="Subtitle"/>
     <w:basedOn w:val="Title"/>
     <w:next w:val="BodyText"/>
@@ -4869,27 +4899,27 @@
       </w:numPr>
     </w:pPr>
     <w:rPr>
-      <w:rFonts w:cstheme="majorBidi" w:eastAsiaTheme="majorEastAsia"/>
+      <w:rFonts w:eastAsiaTheme="majorEastAsia" w:cstheme="majorBidi"/>
       <w:spacing w:val="15"/>
       <w:sz w:val="28"/>
       <w:szCs w:val="28"/>
     </w:rPr>
   </w:style>
-  <w:style w:customStyle="1" w:styleId="SubtitleChar" w:type="character">
+  <w:style w:type="character" w:customStyle="1" w:styleId="SubtitleChar">
     <w:name w:val="Subtitle Char"/>
     <w:basedOn w:val="DefaultParagraphFont"/>
     <w:link w:val="Subtitle"/>
     <w:uiPriority w:val="11"/>
     <w:rsid w:val="00A10FD9"/>
     <w:rPr>
-      <w:rFonts w:cstheme="majorBidi" w:eastAsiaTheme="majorEastAsia"/>
-      <w:color w:themeColor="text1" w:themeTint="A6" w:val="595959"/>
+      <w:rFonts w:eastAsiaTheme="majorEastAsia" w:cstheme="majorBidi"/>
+      <w:color w:val="595959" w:themeColor="text1" w:themeTint="A6"/>
       <w:spacing w:val="15"/>
       <w:sz w:val="28"/>
       <w:szCs w:val="28"/>
     </w:rPr>
   </w:style>
-  <w:style w:customStyle="1" w:styleId="Author" w:type="paragraph">
+  <w:style w:type="paragraph" w:customStyle="1" w:styleId="Author">
     <w:name w:val="Author"/>
     <w:basedOn w:val="Title"/>
     <w:next w:val="BodyText"/>
@@ -4903,7 +4933,7 @@
       <w:szCs w:val="24"/>
     </w:rPr>
   </w:style>
-  <w:style w:styleId="Date" w:type="paragraph">
+  <w:style w:type="paragraph" w:styleId="Date">
     <w:name w:val="Date"/>
     <w:basedOn w:val="Title"/>
     <w:next w:val="BodyText"/>
@@ -4917,7 +4947,7 @@
       <w:szCs w:val="24"/>
     </w:rPr>
   </w:style>
-  <w:style w:customStyle="1" w:styleId="AbstractTitle" w:type="paragraph">
+  <w:style w:type="paragraph" w:customStyle="1" w:styleId="AbstractTitle">
     <w:name w:val="Abstract Title"/>
     <w:basedOn w:val="Normal"/>
     <w:next w:val="Abstract"/>
@@ -4925,7 +4955,7 @@
     <w:pPr>
       <w:keepNext/>
       <w:keepLines/>
-      <w:spacing w:after="0" w:before="300"/>
+      <w:spacing w:before="300" w:after="0"/>
       <w:jc w:val="center"/>
     </w:pPr>
     <w:rPr>
@@ -4934,7 +4964,7 @@
       <w:szCs w:val="20"/>
     </w:rPr>
   </w:style>
-  <w:style w:customStyle="1" w:styleId="Abstract" w:type="paragraph">
+  <w:style w:type="paragraph" w:customStyle="1" w:styleId="Abstract">
     <w:name w:val="Abstract"/>
     <w:basedOn w:val="Normal"/>
     <w:next w:val="BodyText"/>
@@ -4942,14 +4972,14 @@
     <w:pPr>
       <w:keepNext/>
       <w:keepLines/>
-      <w:spacing w:after="300" w:before="100"/>
+      <w:spacing w:before="100" w:after="300"/>
     </w:pPr>
     <w:rPr>
       <w:sz w:val="20"/>
       <w:szCs w:val="20"/>
     </w:rPr>
   </w:style>
-  <w:style w:styleId="Bibliography" w:type="paragraph">
+  <w:style w:type="paragraph" w:styleId="Bibliography">
     <w:name w:val="Bibliography"/>
     <w:basedOn w:val="Normal"/>
     <w:next w:val="Bibliography"/>
@@ -4957,7 +4987,7 @@
     <w:pPr/>
     <w:rPr/>
   </w:style>
-  <w:style w:styleId="Heading1" w:type="paragraph">
+  <w:style w:type="paragraph" w:styleId="Heading1">
     <w:name w:val="heading 1"/>
     <w:basedOn w:val="Normal"/>
     <w:next w:val="BodyText"/>
@@ -4968,17 +4998,17 @@
     <w:pPr>
       <w:keepNext/>
       <w:keepLines/>
-      <w:spacing w:after="80" w:before="360"/>
+      <w:spacing w:before="360" w:after="80"/>
       <w:outlineLvl w:val="0"/>
     </w:pPr>
     <w:rPr>
-      <w:rFonts w:asciiTheme="majorHAnsi" w:cstheme="majorBidi" w:eastAsiaTheme="majorEastAsia" w:hAnsiTheme="majorHAnsi"/>
-      <w:color w:themeColor="accent1" w:themeShade="BF" w:val="0F4761"/>
+      <w:rFonts w:asciiTheme="majorHAnsi" w:eastAsiaTheme="majorEastAsia" w:hAnsiTheme="majorHAnsi" w:cstheme="majorBidi"/>
+      <w:color w:val="0F4761" w:themeColor="accent1" w:themeShade="BF"/>
       <w:sz w:val="40"/>
       <w:szCs w:val="40"/>
     </w:rPr>
   </w:style>
-  <w:style w:styleId="Heading2" w:type="paragraph">
+  <w:style w:type="paragraph" w:styleId="Heading2">
     <w:name w:val="heading 2"/>
     <w:basedOn w:val="Normal"/>
     <w:next w:val="BodyText"/>
@@ -4991,17 +5021,17 @@
     <w:pPr>
       <w:keepNext/>
       <w:keepLines/>
-      <w:spacing w:after="80" w:before="160"/>
+      <w:spacing w:before="160" w:after="80"/>
       <w:outlineLvl w:val="1"/>
     </w:pPr>
     <w:rPr>
-      <w:rFonts w:asciiTheme="majorHAnsi" w:cstheme="majorBidi" w:eastAsiaTheme="majorEastAsia" w:hAnsiTheme="majorHAnsi"/>
-      <w:color w:themeColor="accent1" w:themeShade="BF" w:val="0F4761"/>
+      <w:rFonts w:asciiTheme="majorHAnsi" w:eastAsiaTheme="majorEastAsia" w:hAnsiTheme="majorHAnsi" w:cstheme="majorBidi"/>
+      <w:color w:val="0F4761" w:themeColor="accent1" w:themeShade="BF"/>
       <w:sz w:val="32"/>
       <w:szCs w:val="32"/>
     </w:rPr>
   </w:style>
-  <w:style w:styleId="Heading3" w:type="paragraph">
+  <w:style w:type="paragraph" w:styleId="Heading3">
     <w:name w:val="heading 3"/>
     <w:basedOn w:val="Normal"/>
     <w:next w:val="BodyText"/>
@@ -5014,17 +5044,17 @@
     <w:pPr>
       <w:keepNext/>
       <w:keepLines/>
-      <w:spacing w:after="80" w:before="160"/>
+      <w:spacing w:before="160" w:after="80"/>
       <w:outlineLvl w:val="2"/>
     </w:pPr>
     <w:rPr>
-      <w:rFonts w:cstheme="majorBidi" w:eastAsiaTheme="majorEastAsia"/>
-      <w:color w:themeColor="accent1" w:themeShade="BF" w:val="0F4761"/>
+      <w:rFonts w:eastAsiaTheme="majorEastAsia" w:cstheme="majorBidi"/>
+      <w:color w:val="0F4761" w:themeColor="accent1" w:themeShade="BF"/>
       <w:sz w:val="28"/>
       <w:szCs w:val="28"/>
     </w:rPr>
   </w:style>
-  <w:style w:styleId="Heading4" w:type="paragraph">
+  <w:style w:type="paragraph" w:styleId="Heading4">
     <w:name w:val="heading 4"/>
     <w:basedOn w:val="Normal"/>
     <w:next w:val="BodyText"/>
@@ -5037,17 +5067,17 @@
     <w:pPr>
       <w:keepNext/>
       <w:keepLines/>
-      <w:spacing w:after="40" w:before="80"/>
+      <w:spacing w:before="80" w:after="40"/>
       <w:outlineLvl w:val="3"/>
     </w:pPr>
     <w:rPr>
-      <w:rFonts w:cstheme="majorBidi" w:eastAsiaTheme="majorEastAsia"/>
+      <w:rFonts w:eastAsiaTheme="majorEastAsia" w:cstheme="majorBidi"/>
       <w:i/>
       <w:iCs/>
-      <w:color w:themeColor="accent1" w:themeShade="BF" w:val="0F4761"/>
-    </w:rPr>
-  </w:style>
-  <w:style w:styleId="Heading5" w:type="paragraph">
+      <w:color w:val="0F4761" w:themeColor="accent1" w:themeShade="BF"/>
+    </w:rPr>
+  </w:style>
+  <w:style w:type="paragraph" w:styleId="Heading5">
     <w:name w:val="heading 5"/>
     <w:basedOn w:val="Normal"/>
     <w:next w:val="BodyText"/>
@@ -5060,15 +5090,15 @@
     <w:pPr>
       <w:keepNext/>
       <w:keepLines/>
-      <w:spacing w:after="40" w:before="80"/>
+      <w:spacing w:before="80" w:after="40"/>
       <w:outlineLvl w:val="4"/>
     </w:pPr>
     <w:rPr>
-      <w:rFonts w:cstheme="majorBidi" w:eastAsiaTheme="majorEastAsia"/>
-      <w:color w:themeColor="accent1" w:themeShade="BF" w:val="0F4761"/>
-    </w:rPr>
-  </w:style>
-  <w:style w:styleId="Heading6" w:type="paragraph">
+      <w:rFonts w:eastAsiaTheme="majorEastAsia" w:cstheme="majorBidi"/>
+      <w:color w:val="0F4761" w:themeColor="accent1" w:themeShade="BF"/>
+    </w:rPr>
+  </w:style>
+  <w:style w:type="paragraph" w:styleId="Heading6">
     <w:name w:val="heading 6"/>
     <w:basedOn w:val="Normal"/>
     <w:next w:val="BodyText"/>
@@ -5081,17 +5111,17 @@
     <w:pPr>
       <w:keepNext/>
       <w:keepLines/>
-      <w:spacing w:after="0" w:before="40"/>
+      <w:spacing w:before="40" w:after="0"/>
       <w:outlineLvl w:val="5"/>
     </w:pPr>
     <w:rPr>
-      <w:rFonts w:cstheme="majorBidi" w:eastAsiaTheme="majorEastAsia"/>
+      <w:rFonts w:eastAsiaTheme="majorEastAsia" w:cstheme="majorBidi"/>
       <w:i/>
       <w:iCs/>
-      <w:color w:themeColor="text1" w:themeTint="A6" w:val="595959"/>
-    </w:rPr>
-  </w:style>
-  <w:style w:styleId="Heading7" w:type="paragraph">
+      <w:color w:val="595959" w:themeColor="text1" w:themeTint="A6"/>
+    </w:rPr>
+  </w:style>
+  <w:style w:type="paragraph" w:styleId="Heading7">
     <w:name w:val="heading 7"/>
     <w:basedOn w:val="Normal"/>
     <w:next w:val="BodyText"/>
@@ -5104,15 +5134,15 @@
     <w:pPr>
       <w:keepNext/>
       <w:keepLines/>
-      <w:spacing w:after="0" w:before="40"/>
+      <w:spacing w:before="40" w:after="0"/>
       <w:outlineLvl w:val="6"/>
     </w:pPr>
     <w:rPr>
-      <w:rFonts w:cstheme="majorBidi" w:eastAsiaTheme="majorEastAsia"/>
-      <w:color w:themeColor="text1" w:themeTint="A6" w:val="595959"/>
-    </w:rPr>
-  </w:style>
-  <w:style w:styleId="Heading8" w:type="paragraph">
+      <w:rFonts w:eastAsiaTheme="majorEastAsia" w:cstheme="majorBidi"/>
+      <w:color w:val="595959" w:themeColor="text1" w:themeTint="A6"/>
+    </w:rPr>
+  </w:style>
+  <w:style w:type="paragraph" w:styleId="Heading8">
     <w:name w:val="heading 8"/>
     <w:basedOn w:val="Normal"/>
     <w:next w:val="BodyText"/>
@@ -5129,13 +5159,13 @@
       <w:outlineLvl w:val="7"/>
     </w:pPr>
     <w:rPr>
-      <w:rFonts w:cstheme="majorBidi" w:eastAsiaTheme="majorEastAsia"/>
+      <w:rFonts w:eastAsiaTheme="majorEastAsia" w:cstheme="majorBidi"/>
       <w:i/>
       <w:iCs/>
-      <w:color w:themeColor="text1" w:themeTint="D8" w:val="272727"/>
-    </w:rPr>
-  </w:style>
-  <w:style w:styleId="Heading9" w:type="paragraph">
+      <w:color w:val="272727" w:themeColor="text1" w:themeTint="D8"/>
+    </w:rPr>
+  </w:style>
+  <w:style w:type="paragraph" w:styleId="Heading9">
     <w:name w:val="heading 9"/>
     <w:basedOn w:val="Normal"/>
     <w:next w:val="BodyText"/>
@@ -5152,24 +5182,24 @@
       <w:outlineLvl w:val="8"/>
     </w:pPr>
     <w:rPr>
-      <w:rFonts w:cstheme="majorBidi" w:eastAsiaTheme="majorEastAsia"/>
-      <w:color w:themeColor="text1" w:themeTint="D8" w:val="272727"/>
-    </w:rPr>
-  </w:style>
-  <w:style w:customStyle="1" w:styleId="Heading1Char" w:type="character">
+      <w:rFonts w:eastAsiaTheme="majorEastAsia" w:cstheme="majorBidi"/>
+      <w:color w:val="272727" w:themeColor="text1" w:themeTint="D8"/>
+    </w:rPr>
+  </w:style>
+  <w:style w:type="character" w:customStyle="1" w:styleId="Heading1Char">
     <w:name w:val="Heading 1 Char"/>
     <w:basedOn w:val="DefaultParagraphFont"/>
     <w:link w:val="Heading1"/>
     <w:uiPriority w:val="9"/>
     <w:rsid w:val="00A10FD9"/>
     <w:rPr>
-      <w:rFonts w:asciiTheme="majorHAnsi" w:cstheme="majorBidi" w:eastAsiaTheme="majorEastAsia" w:hAnsiTheme="majorHAnsi"/>
-      <w:color w:themeColor="accent1" w:themeShade="BF" w:val="0F4761"/>
+      <w:rFonts w:asciiTheme="majorHAnsi" w:eastAsiaTheme="majorEastAsia" w:hAnsiTheme="majorHAnsi" w:cstheme="majorBidi"/>
+      <w:color w:val="0F4761" w:themeColor="accent1" w:themeShade="BF"/>
       <w:sz w:val="40"/>
       <w:szCs w:val="40"/>
     </w:rPr>
   </w:style>
-  <w:style w:customStyle="1" w:styleId="Heading2Char" w:type="character">
+  <w:style w:type="character" w:customStyle="1" w:styleId="Heading2Char">
     <w:name w:val="Heading 2 Char"/>
     <w:basedOn w:val="DefaultParagraphFont"/>
     <w:link w:val="Heading2"/>
@@ -5177,13 +5207,13 @@
     <w:semiHidden/>
     <w:rsid w:val="00A10FD9"/>
     <w:rPr>
-      <w:rFonts w:asciiTheme="majorHAnsi" w:cstheme="majorBidi" w:eastAsiaTheme="majorEastAsia" w:hAnsiTheme="majorHAnsi"/>
-      <w:color w:themeColor="accent1" w:themeShade="BF" w:val="0F4761"/>
+      <w:rFonts w:asciiTheme="majorHAnsi" w:eastAsiaTheme="majorEastAsia" w:hAnsiTheme="majorHAnsi" w:cstheme="majorBidi"/>
+      <w:color w:val="0F4761" w:themeColor="accent1" w:themeShade="BF"/>
       <w:sz w:val="32"/>
       <w:szCs w:val="32"/>
     </w:rPr>
   </w:style>
-  <w:style w:customStyle="1" w:styleId="Heading3Char" w:type="character">
+  <w:style w:type="character" w:customStyle="1" w:styleId="Heading3Char">
     <w:name w:val="Heading 3 Char"/>
     <w:basedOn w:val="DefaultParagraphFont"/>
     <w:link w:val="Heading3"/>
@@ -5191,13 +5221,13 @@
     <w:semiHidden/>
     <w:rsid w:val="00A10FD9"/>
     <w:rPr>
-      <w:rFonts w:cstheme="majorBidi" w:eastAsiaTheme="majorEastAsia"/>
-      <w:color w:themeColor="accent1" w:themeShade="BF" w:val="0F4761"/>
+      <w:rFonts w:eastAsiaTheme="majorEastAsia" w:cstheme="majorBidi"/>
+      <w:color w:val="0F4761" w:themeColor="accent1" w:themeShade="BF"/>
       <w:sz w:val="28"/>
       <w:szCs w:val="28"/>
     </w:rPr>
   </w:style>
-  <w:style w:customStyle="1" w:styleId="Heading4Char" w:type="character">
+  <w:style w:type="character" w:customStyle="1" w:styleId="Heading4Char">
     <w:name w:val="Heading 4 Char"/>
     <w:basedOn w:val="DefaultParagraphFont"/>
     <w:link w:val="Heading4"/>
@@ -5205,13 +5235,13 @@
     <w:semiHidden/>
     <w:rsid w:val="00A10FD9"/>
     <w:rPr>
-      <w:rFonts w:cstheme="majorBidi" w:eastAsiaTheme="majorEastAsia"/>
+      <w:rFonts w:eastAsiaTheme="majorEastAsia" w:cstheme="majorBidi"/>
       <w:i/>
       <w:iCs/>
-      <w:color w:themeColor="accent1" w:themeShade="BF" w:val="0F4761"/>
-    </w:rPr>
-  </w:style>
-  <w:style w:customStyle="1" w:styleId="Heading5Char" w:type="character">
+      <w:color w:val="0F4761" w:themeColor="accent1" w:themeShade="BF"/>
+    </w:rPr>
+  </w:style>
+  <w:style w:type="character" w:customStyle="1" w:styleId="Heading5Char">
     <w:name w:val="Heading 5 Char"/>
     <w:basedOn w:val="DefaultParagraphFont"/>
     <w:link w:val="Heading5"/>
@@ -5219,11 +5249,11 @@
     <w:semiHidden/>
     <w:rsid w:val="00A10FD9"/>
     <w:rPr>
-      <w:rFonts w:cstheme="majorBidi" w:eastAsiaTheme="majorEastAsia"/>
-      <w:color w:themeColor="accent1" w:themeShade="BF" w:val="0F4761"/>
-    </w:rPr>
-  </w:style>
-  <w:style w:customStyle="1" w:styleId="Heading6Char" w:type="character">
+      <w:rFonts w:eastAsiaTheme="majorEastAsia" w:cstheme="majorBidi"/>
+      <w:color w:val="0F4761" w:themeColor="accent1" w:themeShade="BF"/>
+    </w:rPr>
+  </w:style>
+  <w:style w:type="character" w:customStyle="1" w:styleId="Heading6Char">
     <w:name w:val="Heading 6 Char"/>
     <w:basedOn w:val="DefaultParagraphFont"/>
     <w:link w:val="Heading6"/>
@@ -5231,13 +5261,13 @@
     <w:semiHidden/>
     <w:rsid w:val="00A10FD9"/>
     <w:rPr>
-      <w:rFonts w:cstheme="majorBidi" w:eastAsiaTheme="majorEastAsia"/>
+      <w:rFonts w:eastAsiaTheme="majorEastAsia" w:cstheme="majorBidi"/>
       <w:i/>
       <w:iCs/>
-      <w:color w:themeColor="text1" w:themeTint="A6" w:val="595959"/>
-    </w:rPr>
-  </w:style>
-  <w:style w:customStyle="1" w:styleId="Heading7Char" w:type="character">
+      <w:color w:val="595959" w:themeColor="text1" w:themeTint="A6"/>
+    </w:rPr>
+  </w:style>
+  <w:style w:type="character" w:customStyle="1" w:styleId="Heading7Char">
     <w:name w:val="Heading 7 Char"/>
     <w:basedOn w:val="DefaultParagraphFont"/>
     <w:link w:val="Heading7"/>
@@ -5245,11 +5275,11 @@
     <w:semiHidden/>
     <w:rsid w:val="00A10FD9"/>
     <w:rPr>
-      <w:rFonts w:cstheme="majorBidi" w:eastAsiaTheme="majorEastAsia"/>
-      <w:color w:themeColor="text1" w:themeTint="A6" w:val="595959"/>
-    </w:rPr>
-  </w:style>
-  <w:style w:customStyle="1" w:styleId="Heading8Char" w:type="character">
+      <w:rFonts w:eastAsiaTheme="majorEastAsia" w:cstheme="majorBidi"/>
+      <w:color w:val="595959" w:themeColor="text1" w:themeTint="A6"/>
+    </w:rPr>
+  </w:style>
+  <w:style w:type="character" w:customStyle="1" w:styleId="Heading8Char">
     <w:name w:val="Heading 8 Char"/>
     <w:basedOn w:val="DefaultParagraphFont"/>
     <w:link w:val="Heading8"/>
@@ -5257,13 +5287,13 @@
     <w:semiHidden/>
     <w:rsid w:val="00A10FD9"/>
     <w:rPr>
-      <w:rFonts w:cstheme="majorBidi" w:eastAsiaTheme="majorEastAsia"/>
+      <w:rFonts w:eastAsiaTheme="majorEastAsia" w:cstheme="majorBidi"/>
       <w:i/>
       <w:iCs/>
-      <w:color w:themeColor="text1" w:themeTint="D8" w:val="272727"/>
-    </w:rPr>
-  </w:style>
-  <w:style w:customStyle="1" w:styleId="Heading9Char" w:type="character">
+      <w:color w:val="272727" w:themeColor="text1" w:themeTint="D8"/>
+    </w:rPr>
+  </w:style>
+  <w:style w:type="character" w:customStyle="1" w:styleId="Heading9Char">
     <w:name w:val="Heading 9 Char"/>
     <w:basedOn w:val="DefaultParagraphFont"/>
     <w:link w:val="Heading9"/>
@@ -5271,11 +5301,11 @@
     <w:semiHidden/>
     <w:rsid w:val="00A10FD9"/>
     <w:rPr>
-      <w:rFonts w:cstheme="majorBidi" w:eastAsiaTheme="majorEastAsia"/>
-      <w:color w:themeColor="text1" w:themeTint="D8" w:val="272727"/>
-    </w:rPr>
-  </w:style>
-  <w:style w:styleId="BlockText" w:type="paragraph">
+      <w:rFonts w:eastAsiaTheme="majorEastAsia" w:cstheme="majorBidi"/>
+      <w:color w:val="272727" w:themeColor="text1" w:themeTint="D8"/>
+    </w:rPr>
+  </w:style>
+  <w:style w:type="paragraph" w:styleId="BlockText">
     <w:name w:val="Block Text"/>
     <w:basedOn w:val="BodyText"/>
     <w:next w:val="BodyText"/>
@@ -5283,11 +5313,11 @@
     <w:unhideWhenUsed/>
     <w:qFormat/>
     <w:pPr>
-      <w:spacing w:after="100" w:before="100"/>
+      <w:spacing w:before="100" w:after="100"/>
       <w:ind w:firstLine="0" w:left="480" w:right="480"/>
     </w:pPr>
   </w:style>
-  <w:style w:styleId="FootnoteText" w:type="paragraph">
+  <w:style w:type="paragraph" w:styleId="FootnoteText">
     <w:name w:val="Footnote Text"/>
     <w:basedOn w:val="Normal"/>
     <w:next w:val="FootnoteText"/>
@@ -5295,7 +5325,7 @@
     <w:unhideWhenUsed/>
     <w:qFormat/>
   </w:style>
-  <w:style w:styleId="FootnoteBlockText" w:type="paragraph">
+  <w:style w:type="paragraph" w:styleId="FootnoteBlockText">
     <w:name w:val="Footnote Block Text"/>
     <w:basedOn w:val="FootnoteText"/>
     <w:next w:val="FootnoteText"/>
@@ -5303,28 +5333,26 @@
     <w:unhideWhenUsed/>
     <w:qFormat/>
     <w:pPr>
-      <w:spacing w:after="100" w:before="100"/>
+      <w:spacing w:before="100" w:after="100"/>
       <w:ind w:firstLine="0" w:left="480" w:right="480"/>
     </w:pPr>
   </w:style>
-  <w:style w:default="1" w:styleId="DefaultParagraphFont" w:type="character">
+  <w:style w:type="character" w:default="1" w:styleId="DefaultParagraphFont">
     <w:name w:val="Default Paragraph Font"/>
     <w:semiHidden/>
     <w:unhideWhenUsed/>
   </w:style>
-  <w:style w:default="1" w:styleId="Table" w:type="table">
+  <w:style w:type="table" w:default="1" w:styleId="Table">
     <w:name w:val="Table"/>
     <w:basedOn w:val="TableNormal"/>
-    <w:semiHidden/>
-    <w:unhideWhenUsed/>
     <w:qFormat/>
     <w:tblPr>
-      <w:tblInd w:type="dxa" w:w="0"/>
+      <w:tblInd w:w="0" w:type="dxa"/>
       <w:tblCellMar>
-        <w:top w:type="dxa" w:w="0"/>
-        <w:left w:type="dxa" w:w="108"/>
-        <w:bottom w:type="dxa" w:w="0"/>
-        <w:right w:type="dxa" w:w="108"/>
+        <w:top w:w="0" w:type="dxa"/>
+        <w:left w:w="108" w:type="dxa"/>
+        <w:bottom w:w="0" w:type="dxa"/>
+        <w:right w:w="108" w:type="dxa"/>
       </w:tblCellMar>
     </w:tblPr>
     <w:tblStylePr w:type="firstRow">
@@ -5336,7 +5364,7 @@
       </w:tcPr>
     </w:tblStylePr>
   </w:style>
-  <w:style w:customStyle="1" w:styleId="DefinitionTerm" w:type="paragraph">
+  <w:style w:type="paragraph" w:customStyle="1" w:styleId="DefinitionTerm">
     <w:name w:val="Definition Term"/>
     <w:basedOn w:val="Normal"/>
     <w:next w:val="Definition"/>
@@ -5349,49 +5377,49 @@
       <w:b/>
     </w:rPr>
   </w:style>
-  <w:style w:customStyle="1" w:styleId="Definition" w:type="paragraph">
+  <w:style w:type="paragraph" w:customStyle="1" w:styleId="Definition">
     <w:name w:val="Definition"/>
     <w:basedOn w:val="Normal"/>
   </w:style>
-  <w:style w:styleId="Caption" w:type="paragraph">
+  <w:style w:type="paragraph" w:styleId="Caption">
     <w:name w:val="Caption"/>
     <w:basedOn w:val="Normal"/>
     <w:link w:val="BodyTextChar"/>
     <w:pPr>
-      <w:spacing w:after="120" w:before="0"/>
+      <w:spacing w:before="0" w:after="120"/>
     </w:pPr>
     <w:rPr>
       <w:i/>
     </w:rPr>
   </w:style>
-  <w:style w:customStyle="1" w:styleId="TableCaption" w:type="paragraph">
+  <w:style w:type="paragraph" w:customStyle="1" w:styleId="TableCaption">
     <w:name w:val="Table Caption"/>
     <w:basedOn w:val="Caption"/>
     <w:pPr>
       <w:keepNext/>
     </w:pPr>
   </w:style>
-  <w:style w:customStyle="1" w:styleId="ImageCaption" w:type="paragraph">
+  <w:style w:type="paragraph" w:customStyle="1" w:styleId="ImageCaption">
     <w:name w:val="Image Caption"/>
     <w:basedOn w:val="Caption"/>
   </w:style>
-  <w:style w:customStyle="1" w:styleId="Figure" w:type="paragraph">
+  <w:style w:type="paragraph" w:customStyle="1" w:styleId="Figure">
     <w:name w:val="Figure"/>
     <w:basedOn w:val="Normal"/>
   </w:style>
-  <w:style w:customStyle="1" w:styleId="CaptionedFigure" w:type="paragraph">
+  <w:style w:type="paragraph" w:customStyle="1" w:styleId="CaptionedFigure">
     <w:name w:val="Captioned Figure"/>
     <w:basedOn w:val="Figure"/>
     <w:pPr>
       <w:keepNext/>
     </w:pPr>
   </w:style>
-  <w:style w:customStyle="1" w:styleId="BodyTextChar" w:type="character">
+  <w:style w:type="character" w:customStyle="1" w:styleId="BodyTextChar">
     <w:name w:val="Body Text Char"/>
     <w:basedOn w:val="DefaultParagraphFont"/>
     <w:link w:val="BodyText"/>
   </w:style>
-  <w:style w:customStyle="1" w:styleId="VerbatimChar" w:type="character">
+  <w:style w:type="character" w:customStyle="1" w:styleId="VerbatimChar">
     <w:name w:val="Verbatim Char"/>
     <w:basedOn w:val="BodyTextChar"/>
     <w:rPr>
@@ -5399,25 +5427,25 @@
       <w:sz w:val="22"/>
     </w:rPr>
   </w:style>
-  <w:style w:customStyle="1" w:styleId="SectionNumber" w:type="character">
+  <w:style w:type="character" w:customStyle="1" w:styleId="SectionNumber">
     <w:name w:val="Section Number"/>
     <w:basedOn w:val="BodyTextChar"/>
   </w:style>
-  <w:style w:styleId="FootnoteReference" w:type="character">
+  <w:style w:type="character" w:styleId="FootnoteReference">
     <w:name w:val="Footnote Reference"/>
     <w:basedOn w:val="BodyTextChar"/>
     <w:rPr>
       <w:vertAlign w:val="superscript"/>
     </w:rPr>
   </w:style>
-  <w:style w:styleId="Hyperlink" w:type="character">
+  <w:style w:type="character" w:styleId="Hyperlink">
     <w:name w:val="Hyperlink"/>
     <w:basedOn w:val="BodyTextChar"/>
     <w:rPr>
-      <w:color w:themeColor="accent1" w:val="4F81BD"/>
-    </w:rPr>
-  </w:style>
-  <w:style w:styleId="TOCHeading" w:type="paragraph">
+      <w:color w:val="4F81BD" w:themeColor="accent1"/>
+    </w:rPr>
+  </w:style>
+  <w:style w:type="paragraph" w:styleId="TOCHeading">
     <w:name w:val="TOC Heading"/>
     <w:basedOn w:val="Heading1"/>
     <w:next w:val="BodyText"/>
@@ -5429,10 +5457,10 @@
       <w:outlineLvl w:val="9"/>
     </w:pPr>
     <w:rPr>
-      <w:rFonts w:asciiTheme="majorHAnsi" w:cstheme="majorBidi" w:eastAsiaTheme="majorEastAsia" w:hAnsiTheme="majorHAnsi"/>
+      <w:rFonts w:asciiTheme="majorHAnsi" w:eastAsiaTheme="majorEastAsia" w:hAnsiTheme="majorHAnsi" w:cstheme="majorBidi"/>
       <w:b w:val="0"/>
       <w:bCs w:val="0"/>
-      <w:color w:themeColor="accent1" w:themeShade="BF" w:val="365F91"/>
+      <w:color w:val="365F91" w:themeColor="accent1" w:themeShade="BF"/>
     </w:rPr>
   </w:style>
   <w:style w:type="paragraph" w:customStyle="1" w:styleId="SourceCode">
